--- a/tillsyn/A 31718-2025 tillsynsbegäran.docx
+++ b/tillsyn/A 31718-2025 tillsynsbegäran.docx
@@ -1819,7 +1819,7 @@
     <w:r>
       <w:tab/>
       <w:tab/>
-      <w:t>2026-09-14</w:t>
+      <w:t>2026-09-15</w:t>
       <w:br/>
       <w:br/>
     </w:r>

--- a/tillsyn/A 31718-2025 tillsynsbegäran.docx
+++ b/tillsyn/A 31718-2025 tillsynsbegäran.docx
@@ -1819,7 +1819,7 @@
     <w:r>
       <w:tab/>
       <w:tab/>
-      <w:t>2026-09-15</w:t>
+      <w:t>2026-09-16</w:t>
       <w:br/>
       <w:br/>
     </w:r>

--- a/tillsyn/A 31718-2025 tillsynsbegäran.docx
+++ b/tillsyn/A 31718-2025 tillsynsbegäran.docx
@@ -1819,7 +1819,7 @@
     <w:r>
       <w:tab/>
       <w:tab/>
-      <w:t>2026-09-16</w:t>
+      <w:t>2026-09-17</w:t>
       <w:br/>
       <w:br/>
     </w:r>

--- a/tillsyn/A 31718-2025 tillsynsbegäran.docx
+++ b/tillsyn/A 31718-2025 tillsynsbegäran.docx
@@ -1819,7 +1819,7 @@
     <w:r>
       <w:tab/>
       <w:tab/>
-      <w:t>2026-09-17</w:t>
+      <w:t>2026-09-18</w:t>
       <w:br/>
       <w:br/>
     </w:r>

--- a/tillsyn/A 31718-2025 tillsynsbegäran.docx
+++ b/tillsyn/A 31718-2025 tillsynsbegäran.docx
@@ -1819,7 +1819,7 @@
     <w:r>
       <w:tab/>
       <w:tab/>
-      <w:t>2026-09-18</w:t>
+      <w:t>2026-09-19</w:t>
       <w:br/>
       <w:br/>
     </w:r>

--- a/tillsyn/A 31718-2025 tillsynsbegäran.docx
+++ b/tillsyn/A 31718-2025 tillsynsbegäran.docx
@@ -1819,7 +1819,7 @@
     <w:r>
       <w:tab/>
       <w:tab/>
-      <w:t>2026-09-19</w:t>
+      <w:t>2026-09-21</w:t>
       <w:br/>
       <w:br/>
     </w:r>

--- a/tillsyn/A 31718-2025 tillsynsbegäran.docx
+++ b/tillsyn/A 31718-2025 tillsynsbegäran.docx
@@ -1819,7 +1819,7 @@
     <w:r>
       <w:tab/>
       <w:tab/>
-      <w:t>2026-09-21</w:t>
+      <w:t>2026-09-23</w:t>
       <w:br/>
       <w:br/>
     </w:r>

--- a/tillsyn/A 31718-2025 tillsynsbegäran.docx
+++ b/tillsyn/A 31718-2025 tillsynsbegäran.docx
@@ -1819,7 +1819,7 @@
     <w:r>
       <w:tab/>
       <w:tab/>
-      <w:t>2026-09-23</w:t>
+      <w:t>2026-09-24</w:t>
       <w:br/>
       <w:br/>
     </w:r>

--- a/tillsyn/A 31718-2025 tillsynsbegäran.docx
+++ b/tillsyn/A 31718-2025 tillsynsbegäran.docx
@@ -1819,7 +1819,7 @@
     <w:r>
       <w:tab/>
       <w:tab/>
-      <w:t>2026-09-24</w:t>
+      <w:t>2026-09-25</w:t>
       <w:br/>
       <w:br/>
     </w:r>

--- a/tillsyn/A 31718-2025 tillsynsbegäran.docx
+++ b/tillsyn/A 31718-2025 tillsynsbegäran.docx
@@ -1819,7 +1819,7 @@
     <w:r>
       <w:tab/>
       <w:tab/>
-      <w:t>2026-09-25</w:t>
+      <w:t>2026-09-26</w:t>
       <w:br/>
       <w:br/>
     </w:r>

--- a/tillsyn/A 31718-2025 tillsynsbegäran.docx
+++ b/tillsyn/A 31718-2025 tillsynsbegäran.docx
@@ -1819,7 +1819,7 @@
     <w:r>
       <w:tab/>
       <w:tab/>
-      <w:t>2026-09-26</w:t>
+      <w:t>2026-09-27</w:t>
       <w:br/>
       <w:br/>
     </w:r>

--- a/tillsyn/A 31718-2025 tillsynsbegäran.docx
+++ b/tillsyn/A 31718-2025 tillsynsbegäran.docx
@@ -1819,7 +1819,7 @@
     <w:r>
       <w:tab/>
       <w:tab/>
-      <w:t>2026-09-27</w:t>
+      <w:t>2026-09-28</w:t>
       <w:br/>
       <w:br/>
     </w:r>

--- a/tillsyn/A 31718-2025 tillsynsbegäran.docx
+++ b/tillsyn/A 31718-2025 tillsynsbegäran.docx
@@ -1819,7 +1819,7 @@
     <w:r>
       <w:tab/>
       <w:tab/>
-      <w:t>2026-09-28</w:t>
+      <w:t>2026-09-29</w:t>
       <w:br/>
       <w:br/>
     </w:r>

--- a/tillsyn/A 31718-2025 tillsynsbegäran.docx
+++ b/tillsyn/A 31718-2025 tillsynsbegäran.docx
@@ -1819,7 +1819,7 @@
     <w:r>
       <w:tab/>
       <w:tab/>
-      <w:t>2026-09-29</w:t>
+      <w:t>2026-09-30</w:t>
       <w:br/>
       <w:br/>
     </w:r>

--- a/tillsyn/A 31718-2025 tillsynsbegäran.docx
+++ b/tillsyn/A 31718-2025 tillsynsbegäran.docx
@@ -1819,7 +1819,7 @@
     <w:r>
       <w:tab/>
       <w:tab/>
-      <w:t>2026-09-30</w:t>
+      <w:t>2026-10-01</w:t>
       <w:br/>
       <w:br/>
     </w:r>

--- a/tillsyn/A 31718-2025 tillsynsbegäran.docx
+++ b/tillsyn/A 31718-2025 tillsynsbegäran.docx
@@ -1819,7 +1819,7 @@
     <w:r>
       <w:tab/>
       <w:tab/>
-      <w:t>2026-10-01</w:t>
+      <w:t>2026-10-02</w:t>
       <w:br/>
       <w:br/>
     </w:r>

--- a/tillsyn/A 31718-2025 tillsynsbegäran.docx
+++ b/tillsyn/A 31718-2025 tillsynsbegäran.docx
@@ -1819,7 +1819,7 @@
     <w:r>
       <w:tab/>
       <w:tab/>
-      <w:t>2026-10-02</w:t>
+      <w:t>2026-10-03</w:t>
       <w:br/>
       <w:br/>
     </w:r>

--- a/tillsyn/A 31718-2025 tillsynsbegäran.docx
+++ b/tillsyn/A 31718-2025 tillsynsbegäran.docx
@@ -1819,7 +1819,7 @@
     <w:r>
       <w:tab/>
       <w:tab/>
-      <w:t>2026-10-03</w:t>
+      <w:t>2026-10-04</w:t>
       <w:br/>
       <w:br/>
     </w:r>

--- a/tillsyn/A 31718-2025 tillsynsbegäran.docx
+++ b/tillsyn/A 31718-2025 tillsynsbegäran.docx
@@ -1819,7 +1819,7 @@
     <w:r>
       <w:tab/>
       <w:tab/>
-      <w:t>2026-10-04</w:t>
+      <w:t>2026-10-05</w:t>
       <w:br/>
       <w:br/>
     </w:r>

--- a/tillsyn/A 31718-2025 tillsynsbegäran.docx
+++ b/tillsyn/A 31718-2025 tillsynsbegäran.docx
@@ -1819,7 +1819,7 @@
     <w:r>
       <w:tab/>
       <w:tab/>
-      <w:t>2026-10-05</w:t>
+      <w:t>2026-10-06</w:t>
       <w:br/>
       <w:br/>
     </w:r>

--- a/tillsyn/A 31718-2025 tillsynsbegäran.docx
+++ b/tillsyn/A 31718-2025 tillsynsbegäran.docx
@@ -1819,7 +1819,7 @@
     <w:r>
       <w:tab/>
       <w:tab/>
-      <w:t>2026-10-06</w:t>
+      <w:t>2026-10-07</w:t>
       <w:br/>
       <w:br/>
     </w:r>

--- a/tillsyn/A 31718-2025 tillsynsbegäran.docx
+++ b/tillsyn/A 31718-2025 tillsynsbegäran.docx
@@ -1819,7 +1819,7 @@
     <w:r>
       <w:tab/>
       <w:tab/>
-      <w:t>2026-10-07</w:t>
+      <w:t>2026-10-08</w:t>
       <w:br/>
       <w:br/>
     </w:r>

--- a/tillsyn/A 31718-2025 tillsynsbegäran.docx
+++ b/tillsyn/A 31718-2025 tillsynsbegäran.docx
@@ -1819,7 +1819,7 @@
     <w:r>
       <w:tab/>
       <w:tab/>
-      <w:t>2026-10-08</w:t>
+      <w:t>2026-10-09</w:t>
       <w:br/>
       <w:br/>
     </w:r>

--- a/tillsyn/A 31718-2025 tillsynsbegäran.docx
+++ b/tillsyn/A 31718-2025 tillsynsbegäran.docx
@@ -1819,7 +1819,7 @@
     <w:r>
       <w:tab/>
       <w:tab/>
-      <w:t>2026-10-09</w:t>
+      <w:t>2026-10-10</w:t>
       <w:br/>
       <w:br/>
     </w:r>

--- a/tillsyn/A 31718-2025 tillsynsbegäran.docx
+++ b/tillsyn/A 31718-2025 tillsynsbegäran.docx
@@ -1819,7 +1819,7 @@
     <w:r>
       <w:tab/>
       <w:tab/>
-      <w:t>2026-10-10</w:t>
+      <w:t>2026-10-11</w:t>
       <w:br/>
       <w:br/>
     </w:r>

--- a/tillsyn/A 31718-2025 tillsynsbegäran.docx
+++ b/tillsyn/A 31718-2025 tillsynsbegäran.docx
@@ -1819,7 +1819,7 @@
     <w:r>
       <w:tab/>
       <w:tab/>
-      <w:t>2026-10-11</w:t>
+      <w:t>2026-10-12</w:t>
       <w:br/>
       <w:br/>
     </w:r>

--- a/tillsyn/A 31718-2025 tillsynsbegäran.docx
+++ b/tillsyn/A 31718-2025 tillsynsbegäran.docx
@@ -1819,7 +1819,7 @@
     <w:r>
       <w:tab/>
       <w:tab/>
-      <w:t>2026-10-12</w:t>
+      <w:t>2026-10-13</w:t>
       <w:br/>
       <w:br/>
     </w:r>

--- a/tillsyn/A 31718-2025 tillsynsbegäran.docx
+++ b/tillsyn/A 31718-2025 tillsynsbegäran.docx
@@ -1819,7 +1819,7 @@
     <w:r>
       <w:tab/>
       <w:tab/>
-      <w:t>2026-10-13</w:t>
+      <w:t>2026-10-14</w:t>
       <w:br/>
       <w:br/>
     </w:r>

--- a/tillsyn/A 31718-2025 tillsynsbegäran.docx
+++ b/tillsyn/A 31718-2025 tillsynsbegäran.docx
@@ -1819,7 +1819,7 @@
     <w:r>
       <w:tab/>
       <w:tab/>
-      <w:t>2026-10-14</w:t>
+      <w:t>2026-10-15</w:t>
       <w:br/>
       <w:br/>
     </w:r>

--- a/tillsyn/A 31718-2025 tillsynsbegäran.docx
+++ b/tillsyn/A 31718-2025 tillsynsbegäran.docx
@@ -1819,7 +1819,7 @@
     <w:r>
       <w:tab/>
       <w:tab/>
-      <w:t>2026-10-15</w:t>
+      <w:t>2026-10-16</w:t>
       <w:br/>
       <w:br/>
     </w:r>

--- a/tillsyn/A 31718-2025 tillsynsbegäran.docx
+++ b/tillsyn/A 31718-2025 tillsynsbegäran.docx
@@ -1819,7 +1819,7 @@
     <w:r>
       <w:tab/>
       <w:tab/>
-      <w:t>2026-10-16</w:t>
+      <w:t>2026-10-17</w:t>
       <w:br/>
       <w:br/>
     </w:r>

--- a/tillsyn/A 31718-2025 tillsynsbegäran.docx
+++ b/tillsyn/A 31718-2025 tillsynsbegäran.docx
@@ -1819,7 +1819,7 @@
     <w:r>
       <w:tab/>
       <w:tab/>
-      <w:t>2026-10-17</w:t>
+      <w:t>2026-10-18</w:t>
       <w:br/>
       <w:br/>
     </w:r>

--- a/tillsyn/A 31718-2025 tillsynsbegäran.docx
+++ b/tillsyn/A 31718-2025 tillsynsbegäran.docx
@@ -1819,7 +1819,7 @@
     <w:r>
       <w:tab/>
       <w:tab/>
-      <w:t>2026-10-18</w:t>
+      <w:t>2026-10-19</w:t>
       <w:br/>
       <w:br/>
     </w:r>

--- a/tillsyn/A 31718-2025 tillsynsbegäran.docx
+++ b/tillsyn/A 31718-2025 tillsynsbegäran.docx
@@ -1819,7 +1819,7 @@
     <w:r>
       <w:tab/>
       <w:tab/>
-      <w:t>2026-10-19</w:t>
+      <w:t>2026-10-20</w:t>
       <w:br/>
       <w:br/>
     </w:r>

--- a/tillsyn/A 31718-2025 tillsynsbegäran.docx
+++ b/tillsyn/A 31718-2025 tillsynsbegäran.docx
@@ -1819,7 +1819,7 @@
     <w:r>
       <w:tab/>
       <w:tab/>
-      <w:t>2026-10-20</w:t>
+      <w:t>2026-10-21</w:t>
       <w:br/>
       <w:br/>
     </w:r>

--- a/tillsyn/A 31718-2025 tillsynsbegäran.docx
+++ b/tillsyn/A 31718-2025 tillsynsbegäran.docx
@@ -1819,7 +1819,7 @@
     <w:r>
       <w:tab/>
       <w:tab/>
-      <w:t>2026-10-21</w:t>
+      <w:t>2026-10-22</w:t>
       <w:br/>
       <w:br/>
     </w:r>

--- a/tillsyn/A 31718-2025 tillsynsbegäran.docx
+++ b/tillsyn/A 31718-2025 tillsynsbegäran.docx
@@ -22,7 +22,7 @@
       <w:r>
         <w:drawing>
           <wp:inline xmlns:a="http://schemas.openxmlformats.org/drawingml/2006/main" xmlns:pic="http://schemas.openxmlformats.org/drawingml/2006/picture">
-            <wp:extent cx="5486400" cy="5611748"/>
+            <wp:extent cx="5486400" cy="5613722"/>
             <wp:docPr id="1" name="Picture 1"/>
             <wp:cNvGraphicFramePr>
               <a:graphicFrameLocks noChangeAspect="1"/>
@@ -43,7 +43,7 @@
                   <pic:spPr>
                     <a:xfrm>
                       <a:off x="0" y="0"/>
-                      <a:ext cx="5486400" cy="5611748"/>
+                      <a:ext cx="5486400" cy="5613722"/>
                     </a:xfrm>
                     <a:prstGeom prst="rect"/>
                   </pic:spPr>
@@ -182,7 +182,7 @@
     </w:p>
     <w:p>
       <w:r>
-        <w:t>I det avverkningsanmälda området finns 12 fyndplatser för knärot registrerade på Artportalen. Figur 2 visar gränserna för buffertzoner på 50 m, som behöver lämnas kring fyndplatserna för att knärotslokalerna inte ska försvinna vid en avverkning. Av det avverkningsanmälda området överlappar 1.97 ha med buffertzonerna och får av detta skäl inte avverkas.</w:t>
+        <w:t>I det avverkningsanmälda området finns 12 fyndplatser för knärot registrerade på Artportalen. Figur 2 visar gränserna för buffertzoner på 50 m, som behöver lämnas kring fyndplatserna för att knärotslokalerna inte ska försvinna vid en avverkning. Av det avverkningsanmälda området överlappar 1.99 ha med buffertzonerna och får av detta skäl inte avverkas.</w:t>
       </w:r>
     </w:p>
     <w:p>
@@ -192,7 +192,7 @@
       <w:r>
         <w:drawing>
           <wp:inline xmlns:a="http://schemas.openxmlformats.org/drawingml/2006/main" xmlns:pic="http://schemas.openxmlformats.org/drawingml/2006/picture">
-            <wp:extent cx="5486400" cy="7649940"/>
+            <wp:extent cx="5486400" cy="7653607"/>
             <wp:docPr id="2" name="Picture 2"/>
             <wp:cNvGraphicFramePr>
               <a:graphicFrameLocks noChangeAspect="1"/>
@@ -213,7 +213,7 @@
                   <pic:spPr>
                     <a:xfrm>
                       <a:off x="0" y="0"/>
-                      <a:ext cx="5486400" cy="7649940"/>
+                      <a:ext cx="5486400" cy="7653607"/>
                     </a:xfrm>
                     <a:prstGeom prst="rect"/>
                   </pic:spPr>
@@ -1819,7 +1819,7 @@
     <w:r>
       <w:tab/>
       <w:tab/>
-      <w:t>2026-10-22</w:t>
+      <w:t>2026-10-23</w:t>
       <w:br/>
       <w:br/>
     </w:r>

--- a/tillsyn/A 31718-2025 tillsynsbegäran.docx
+++ b/tillsyn/A 31718-2025 tillsynsbegäran.docx
@@ -1819,7 +1819,7 @@
     <w:r>
       <w:tab/>
       <w:tab/>
-      <w:t>2026-10-23</w:t>
+      <w:t>2026-10-24</w:t>
       <w:br/>
       <w:br/>
     </w:r>

--- a/tillsyn/A 31718-2025 tillsynsbegäran.docx
+++ b/tillsyn/A 31718-2025 tillsynsbegäran.docx
@@ -1819,7 +1819,7 @@
     <w:r>
       <w:tab/>
       <w:tab/>
-      <w:t>2026-10-24</w:t>
+      <w:t>2026-10-25</w:t>
       <w:br/>
       <w:br/>
     </w:r>

--- a/tillsyn/A 31718-2025 tillsynsbegäran.docx
+++ b/tillsyn/A 31718-2025 tillsynsbegäran.docx
@@ -1819,7 +1819,7 @@
     <w:r>
       <w:tab/>
       <w:tab/>
-      <w:t>2026-10-25</w:t>
+      <w:t>2026-10-26</w:t>
       <w:br/>
       <w:br/>
     </w:r>

--- a/tillsyn/A 31718-2025 tillsynsbegäran.docx
+++ b/tillsyn/A 31718-2025 tillsynsbegäran.docx
@@ -1819,7 +1819,7 @@
     <w:r>
       <w:tab/>
       <w:tab/>
-      <w:t>2026-10-26</w:t>
+      <w:t>2026-10-27</w:t>
       <w:br/>
       <w:br/>
     </w:r>

--- a/tillsyn/A 31718-2025 tillsynsbegäran.docx
+++ b/tillsyn/A 31718-2025 tillsynsbegäran.docx
@@ -1819,7 +1819,7 @@
     <w:r>
       <w:tab/>
       <w:tab/>
-      <w:t>2026-10-27</w:t>
+      <w:t>2026-10-28</w:t>
       <w:br/>
       <w:br/>
     </w:r>

--- a/tillsyn/A 31718-2025 tillsynsbegäran.docx
+++ b/tillsyn/A 31718-2025 tillsynsbegäran.docx
@@ -1819,7 +1819,7 @@
     <w:r>
       <w:tab/>
       <w:tab/>
-      <w:t>2026-10-28</w:t>
+      <w:t>2026-10-29</w:t>
       <w:br/>
       <w:br/>
     </w:r>

--- a/tillsyn/A 31718-2025 tillsynsbegäran.docx
+++ b/tillsyn/A 31718-2025 tillsynsbegäran.docx
@@ -1819,7 +1819,7 @@
     <w:r>
       <w:tab/>
       <w:tab/>
-      <w:t>2026-10-29</w:t>
+      <w:t>2026-10-31</w:t>
       <w:br/>
       <w:br/>
     </w:r>
